--- a/Tatva_Jalam_User_Guide.docx
+++ b/Tatva_Jalam_User_Guide.docx
@@ -16,7 +16,7 @@
           <w:sz w:val="52"/>
           <w:szCs w:val="52"/>
         </w:rPr>
-        <w:t>तत्त्व-जालम् · Tatva Jalam</w:t>
+        <w:t xml:space="preserve">तत्त्व-जालम् · Tatvam Jalam</w:t>
       </w:r>
     </w:p>
     <w:p>
@@ -68,7 +68,7 @@
           <w:sz w:val="36"/>
           <w:szCs w:val="36"/>
         </w:rPr>
-        <w:t>1. What Is Tatva Jalam?</w:t>
+        <w:t xml:space="preserve">1. What Is Tatvam Jalam?</w:t>
       </w:r>
     </w:p>
     <w:p>
@@ -82,7 +82,7 @@
           <w:sz w:val="22"/>
           <w:szCs w:val="22"/>
         </w:rPr>
-        <w:t>Tatva Jalam is an interactive app that brings the Bhagavad Gītā to life — in your language, on your phone or computer, completely free to open. It maps the Gītā's philosophy as a web of interconnected ideas that you can explore, read, and ask questions about.</w:t>
+        <w:t xml:space="preserve">Tatvam Jalam is an interactive app that brings the Bhagavad Gītā to life — in your language, on your phone or computer, completely free to open. It maps the Gītā's philosophy as a web of interconnected ideas that you can explore, read, and ask questions about.</w:t>
       </w:r>
     </w:p>
     <w:p>
@@ -2056,7 +2056,7 @@
           <w:sz w:val="20"/>
           <w:szCs w:val="20"/>
         </w:rPr>
-        <w:t>The short answer: 4 tabs are completely free. The Chat tab requires your own API key, billed directly by Anthropic. Nothing comes to the Tatva Jalam team.</w:t>
+        <w:t xml:space="preserve">The short answer: 4 tabs are completely free. The Chat tab requires your own API key, billed directly by Anthropic. Nothing comes to the Tatvam Jalam team.</w:t>
       </w:r>
     </w:p>
     <w:p>
@@ -2455,7 +2455,7 @@
                 <w:sz w:val="20"/>
                 <w:szCs w:val="20"/>
               </w:rPr>
-              <w:t>The Tatva Jalam team receives zero rupees from your API usage — now or ever.</w:t>
+              <w:t xml:space="preserve">The Tatvam Jalam team receives zero rupees from your API usage — now or ever.</w:t>
             </w:r>
           </w:p>
           <w:p>
@@ -2763,7 +2763,7 @@
           <w:sz w:val="21"/>
           <w:szCs w:val="21"/>
         </w:rPr>
-        <w:t>Click the '+ Create Key' button. Give it any name — for example 'Tatva Jalam'. Click Create.</w:t>
+        <w:t xml:space="preserve">Click the '+ Create Key' button. Give it any name — for example 'Tatvam Jalam'. Click Create.</w:t>
       </w:r>
     </w:p>
     <w:p>
@@ -4670,7 +4670,7 @@
           <w:sz w:val="21"/>
           <w:szCs w:val="21"/>
         </w:rPr>
-        <w:t>Yes. The app itself is completely free and always will be. The Chat feature uses your own Anthropic API key, billed directly by Anthropic at roughly ₹2–5 per question. ₹480 starter credit lasts months of regular use. (1 USD = ₹95.80 as of May 2026). Nothing comes to the Tatva Jalam team.</w:t>
+        <w:t xml:space="preserve">Yes. The app itself is completely free and always will be. The Chat feature uses your own Anthropic API key, billed directly by Anthropic at roughly ₹2–5 per question. ₹480 starter credit lasts months of regular use. (1 USD = ₹95.80 as of May 2026). Nothing comes to the Tatvam Jalam team.</w:t>
       </w:r>
     </w:p>
     <w:p>
